--- a/index trees.docx
+++ b/index trees.docx
@@ -3,97 +3,237 @@
 <w:document xmlns:wpc="http://schemas.microsoft.com/office/word/2010/wordprocessingCanvas" xmlns:mc="http://schemas.openxmlformats.org/markup-compatibility/2006" xmlns:o="urn:schemas-microsoft-com:office:office" xmlns:r="http://schemas.openxmlformats.org/officeDocument/2006/relationships" xmlns:m="http://schemas.openxmlformats.org/officeDocument/2006/math" xmlns:v="urn:schemas-microsoft-com:vml" xmlns:wp14="http://schemas.microsoft.com/office/word/2010/wordprocessingDrawing" xmlns:wp="http://schemas.openxmlformats.org/drawingml/2006/wordprocessingDrawing" xmlns:w10="urn:schemas-microsoft-com:office:word" xmlns:w="http://schemas.openxmlformats.org/wordprocessingml/2006/main" xmlns:w14="http://schemas.microsoft.com/office/word/2010/wordml" xmlns:w15="http://schemas.microsoft.com/office/word/2012/wordml" xmlns:wpg="http://schemas.microsoft.com/office/word/2010/wordprocessingGroup" xmlns:wpi="http://schemas.microsoft.com/office/word/2010/wordprocessingInk" xmlns:wne="http://schemas.microsoft.com/office/word/2006/wordml" xmlns:wps="http://schemas.microsoft.com/office/word/2010/wordprocessingShape" mc:Ignorable="w14 w15 wp14">
   <w:body>
     <w:p>
-      <w:pPr>
-        <w:spacing w:after="0" w:line="240" w:lineRule="auto"/>
-        <w:rPr>
-          <w:rFonts w:ascii="Times New Roman" w:eastAsia="Times New Roman" w:hAnsi="Times New Roman" w:cs="Times New Roman"/>
-          <w:sz w:val="24"/>
-          <w:szCs w:val="24"/>
-          <w:lang w:eastAsia="en-ZA"/>
-        </w:rPr>
-      </w:pPr>
       <w:proofErr w:type="gramStart"/>
       <w:r>
-        <w:rPr>
-          <w:rFonts w:ascii="Times New Roman" w:eastAsia="Times New Roman" w:hAnsi="Symbol" w:cs="Times New Roman"/>
-          <w:sz w:val="24"/>
-          <w:szCs w:val="24"/>
-          <w:lang w:eastAsia="en-ZA"/>
-        </w:rPr>
-        <w:t></w:t>
-      </w:r>
-      <w:r>
-        <w:rPr>
-          <w:rFonts w:ascii="Times New Roman" w:eastAsia="Times New Roman" w:hAnsi="Times New Roman" w:cs="Times New Roman"/>
-          <w:sz w:val="24"/>
-          <w:szCs w:val="24"/>
-          <w:lang w:eastAsia="en-ZA"/>
-        </w:rPr>
-        <w:t xml:space="preserve">  </w:t>
-      </w:r>
-      <w:r>
-        <w:rPr>
-          <w:rFonts w:ascii="Courier New" w:eastAsia="Times New Roman" w:hAnsi="Courier New" w:cs="Courier New"/>
-          <w:sz w:val="20"/>
-          <w:szCs w:val="20"/>
-          <w:lang w:eastAsia="en-ZA"/>
-        </w:rPr>
-        <w:t>index.html</w:t>
+        <w:t>trees-of-life-website</w:t>
       </w:r>
       <w:proofErr w:type="gramEnd"/>
-      <w:r>
-        <w:rPr>
-          <w:rFonts w:ascii="Times New Roman" w:eastAsia="Times New Roman" w:hAnsi="Times New Roman" w:cs="Times New Roman"/>
-          <w:sz w:val="24"/>
-          <w:szCs w:val="24"/>
-          <w:lang w:eastAsia="en-ZA"/>
-        </w:rPr>
+    </w:p>
+    <w:p>
+      <w:r>
+        <w:t>│</w:t>
+      </w:r>
+    </w:p>
+    <w:p>
+      <w:r>
+        <w:rPr>
+          <w:rFonts w:ascii="Arial" w:hAnsi="Arial" w:cs="Arial"/>
+        </w:rPr>
+        <w:t>├</w:t>
+      </w:r>
+      <w:r>
+        <w:rPr>
+          <w:rFonts w:ascii="Calibri" w:hAnsi="Calibri" w:cs="Calibri"/>
+        </w:rPr>
+        <w:t>──</w:t>
+      </w:r>
+      <w:r>
+        <w:t xml:space="preserve"> index.html</w:t>
+      </w:r>
+    </w:p>
+    <w:p>
+      <w:r>
+        <w:rPr>
+          <w:rFonts w:ascii="Arial" w:hAnsi="Arial" w:cs="Arial"/>
+        </w:rPr>
+        <w:t>├</w:t>
+      </w:r>
+      <w:r>
+        <w:rPr>
+          <w:rFonts w:ascii="Calibri" w:hAnsi="Calibri" w:cs="Calibri"/>
+        </w:rPr>
+        <w:t>──</w:t>
+      </w:r>
+      <w:r>
+        <w:t xml:space="preserve"> about.html</w:t>
+      </w:r>
+    </w:p>
+    <w:p>
+      <w:r>
+        <w:rPr>
+          <w:rFonts w:ascii="Arial" w:hAnsi="Arial" w:cs="Arial"/>
+        </w:rPr>
+        <w:t>├</w:t>
+      </w:r>
+      <w:r>
+        <w:rPr>
+          <w:rFonts w:ascii="Calibri" w:hAnsi="Calibri" w:cs="Calibri"/>
+        </w:rPr>
+        <w:t>──</w:t>
+      </w:r>
+      <w:r>
+        <w:t xml:space="preserve"> programmes.html</w:t>
+      </w:r>
+    </w:p>
+    <w:p>
+      <w:r>
+        <w:rPr>
+          <w:rFonts w:ascii="Arial" w:hAnsi="Arial" w:cs="Arial"/>
+        </w:rPr>
+        <w:t>├</w:t>
+      </w:r>
+      <w:r>
+        <w:rPr>
+          <w:rFonts w:ascii="Calibri" w:hAnsi="Calibri" w:cs="Calibri"/>
+        </w:rPr>
+        <w:t>──</w:t>
+      </w:r>
+      <w:r>
+        <w:t xml:space="preserve"> ecd.html</w:t>
+      </w:r>
+    </w:p>
+    <w:p>
+      <w:r>
+        <w:rPr>
+          <w:rFonts w:ascii="Arial" w:hAnsi="Arial" w:cs="Arial"/>
+        </w:rPr>
+        <w:t>├</w:t>
+      </w:r>
+      <w:r>
+        <w:rPr>
+          <w:rFonts w:ascii="Calibri" w:hAnsi="Calibri" w:cs="Calibri"/>
+        </w:rPr>
+        <w:t>──</w:t>
+      </w:r>
+      <w:r>
+        <w:t xml:space="preserve"> sponsors.html</w:t>
+      </w:r>
+    </w:p>
+    <w:p>
+      <w:r>
+        <w:rPr>
+          <w:rFonts w:ascii="Arial" w:hAnsi="Arial" w:cs="Arial"/>
+        </w:rPr>
+        <w:t>├</w:t>
+      </w:r>
+      <w:r>
+        <w:rPr>
+          <w:rFonts w:ascii="Calibri" w:hAnsi="Calibri" w:cs="Calibri"/>
+        </w:rPr>
+        <w:t>──</w:t>
+      </w:r>
+      <w:r>
+        <w:t xml:space="preserve"> donate.html</w:t>
+      </w:r>
+    </w:p>
+    <w:p>
+      <w:r>
+        <w:rPr>
+          <w:rFonts w:ascii="Arial" w:hAnsi="Arial" w:cs="Arial"/>
+        </w:rPr>
+        <w:t>├</w:t>
+      </w:r>
+      <w:r>
+        <w:rPr>
+          <w:rFonts w:ascii="Calibri" w:hAnsi="Calibri" w:cs="Calibri"/>
+        </w:rPr>
+        <w:t>──</w:t>
+      </w:r>
+      <w:r>
+        <w:t xml:space="preserve"> gallery.html</w:t>
+      </w:r>
+    </w:p>
+    <w:p>
+      <w:r>
+        <w:rPr>
+          <w:rFonts w:ascii="Arial" w:hAnsi="Arial" w:cs="Arial"/>
+        </w:rPr>
+        <w:t>├</w:t>
+      </w:r>
+      <w:r>
+        <w:rPr>
+          <w:rFonts w:ascii="Calibri" w:hAnsi="Calibri" w:cs="Calibri"/>
+        </w:rPr>
+        <w:t>──</w:t>
+      </w:r>
+      <w:r>
+        <w:t xml:space="preserve"> contact.html</w:t>
+      </w:r>
+    </w:p>
+    <w:p>
+      <w:r>
+        <w:t>│</w:t>
+      </w:r>
+    </w:p>
+    <w:p>
+      <w:r>
+        <w:rPr>
+          <w:rFonts w:ascii="Arial" w:hAnsi="Arial" w:cs="Arial"/>
+        </w:rPr>
+        <w:t>├</w:t>
+      </w:r>
+      <w:r>
+        <w:rPr>
+          <w:rFonts w:ascii="Calibri" w:hAnsi="Calibri" w:cs="Calibri"/>
+        </w:rPr>
+        <w:t>──</w:t>
+      </w:r>
+      <w:r>
         <w:t xml:space="preserve"> </w:t>
       </w:r>
-    </w:p>
-    <w:p>
-      <w:pPr>
-        <w:spacing w:after="0" w:line="240" w:lineRule="auto"/>
-        <w:rPr>
-          <w:rFonts w:ascii="Times New Roman" w:eastAsia="Times New Roman" w:hAnsi="Times New Roman" w:cs="Times New Roman"/>
-          <w:sz w:val="24"/>
-          <w:szCs w:val="24"/>
-          <w:lang w:eastAsia="en-ZA"/>
-        </w:rPr>
-      </w:pPr>
+      <w:proofErr w:type="spellStart"/>
       <w:proofErr w:type="gramStart"/>
       <w:r>
-        <w:rPr>
-          <w:rFonts w:ascii="Times New Roman" w:eastAsia="Times New Roman" w:hAnsi="Symbol" w:cs="Times New Roman"/>
-          <w:sz w:val="24"/>
-          <w:szCs w:val="24"/>
-          <w:lang w:eastAsia="en-ZA"/>
-        </w:rPr>
-        <w:t></w:t>
-      </w:r>
-      <w:r>
-        <w:rPr>
-          <w:rFonts w:ascii="Times New Roman" w:eastAsia="Times New Roman" w:hAnsi="Times New Roman" w:cs="Times New Roman"/>
-          <w:sz w:val="24"/>
-          <w:szCs w:val="24"/>
-          <w:lang w:eastAsia="en-ZA"/>
-        </w:rPr>
-        <w:t xml:space="preserve">  </w:t>
-      </w:r>
-      <w:r>
-        <w:rPr>
-          <w:rFonts w:ascii="Courier New" w:eastAsia="Times New Roman" w:hAnsi="Courier New" w:cs="Courier New"/>
-          <w:sz w:val="20"/>
-          <w:szCs w:val="20"/>
-          <w:lang w:eastAsia="en-ZA"/>
-        </w:rPr>
-        <w:t>style.css</w:t>
-      </w:r>
+        <w:t>css</w:t>
+      </w:r>
+      <w:proofErr w:type="spellEnd"/>
       <w:proofErr w:type="gramEnd"/>
     </w:p>
     <w:p>
+      <w:r>
+        <w:t>│   └── style.css</w:t>
+      </w:r>
+    </w:p>
+    <w:p>
+      <w:r>
+        <w:t>│</w:t>
+      </w:r>
+    </w:p>
+    <w:p>
+      <w:r>
+        <w:rPr>
+          <w:rFonts w:ascii="Arial" w:hAnsi="Arial" w:cs="Arial"/>
+        </w:rPr>
+        <w:t>├</w:t>
+      </w:r>
+      <w:r>
+        <w:rPr>
+          <w:rFonts w:ascii="Calibri" w:hAnsi="Calibri" w:cs="Calibri"/>
+        </w:rPr>
+        <w:t>──</w:t>
+      </w:r>
+      <w:r>
+        <w:t xml:space="preserve"> </w:t>
+      </w:r>
+      <w:proofErr w:type="spellStart"/>
+      <w:proofErr w:type="gramStart"/>
+      <w:r>
+        <w:t>js</w:t>
+      </w:r>
+      <w:proofErr w:type="spellEnd"/>
+      <w:proofErr w:type="gramEnd"/>
+    </w:p>
+    <w:p>
+      <w:r>
+        <w:t>│   └── script.js</w:t>
+      </w:r>
+    </w:p>
+    <w:p>
+      <w:r>
+        <w:t>│</w:t>
+      </w:r>
+    </w:p>
+    <w:p>
+      <w:r>
+        <w:t xml:space="preserve">└── </w:t>
+      </w:r>
+      <w:proofErr w:type="gramStart"/>
+      <w:r>
+        <w:t>images</w:t>
+      </w:r>
       <w:bookmarkStart w:id="0" w:name="_GoBack"/>
       <w:bookmarkEnd w:id="0"/>
+      <w:proofErr w:type="gramEnd"/>
     </w:p>
     <w:sectPr>
       <w:pgSz w:w="11906" w:h="16838"/>
